--- a/Library_Management.python.docx
+++ b/Library_Management.python.docx
@@ -3,25 +3,511 @@
 <w:document xmlns:wpc="http://schemas.microsoft.com/office/word/2010/wordprocessingCanvas" xmlns:cx="http://schemas.microsoft.com/office/drawing/2014/chartex" xmlns:cx1="http://schemas.microsoft.com/office/drawing/2015/9/8/chartex" xmlns:cx2="http://schemas.microsoft.com/office/drawing/2015/10/21/chartex" xmlns:cx3="http://schemas.microsoft.com/office/drawing/2016/5/9/chartex" xmlns:cx4="http://schemas.microsoft.com/office/drawing/2016/5/10/chartex" xmlns:cx5="http://schemas.microsoft.com/office/drawing/2016/5/11/chartex" xmlns:cx6="http://schemas.microsoft.com/office/drawing/2016/5/12/chartex" xmlns:cx7="http://schemas.microsoft.com/office/drawing/2016/5/13/chartex" xmlns:cx8="http://schemas.microsoft.com/office/drawing/2016/5/14/chartex" xmlns:mc="http://schemas.openxmlformats.org/markup-compatibility/2006" xmlns:aink="http://schemas.microsoft.com/office/drawing/2016/ink" xmlns:am3d="http://schemas.microsoft.com/office/drawing/2017/model3d" xmlns:o="urn:schemas-microsoft-com:office:office" xmlns:oel="http://schemas.microsoft.com/office/2019/extlst" xmlns:r="http://schemas.openxmlformats.org/officeDocument/2006/relationships" xmlns:m="http://schemas.openxmlformats.org/officeDocument/2006/math" xmlns:v="urn:schemas-microsoft-com:vml" xmlns:wp14="http://schemas.microsoft.com/office/word/2010/wordprocessingDrawing" xmlns:wp="http://schemas.openxmlformats.org/drawingml/2006/wordprocessingDrawing" xmlns:w10="urn:schemas-microsoft-com:office:word" xmlns:w="http://schemas.openxmlformats.org/wordprocessingml/2006/main" xmlns:w14="http://schemas.microsoft.com/office/word/2010/wordml" xmlns:w15="http://schemas.microsoft.com/office/word/2012/wordml" xmlns:w16cex="http://schemas.microsoft.com/office/word/2018/wordml/cex" xmlns:w16cid="http://schemas.microsoft.com/office/word/2016/wordml/cid" xmlns:w16="http://schemas.microsoft.com/office/word/2018/wordml" xmlns:w16du="http://schemas.microsoft.com/office/word/2023/wordml/word16du" xmlns:w16sdtdh="http://schemas.microsoft.com/office/word/2020/wordml/sdtdatahash" xmlns:w16sdtfl="http://schemas.microsoft.com/office/word/2024/wordml/sdtformatlock" xmlns:w16se="http://schemas.microsoft.com/office/word/2015/wordml/symex" xmlns:wpg="http://schemas.microsoft.com/office/word/2010/wordprocessingGroup" xmlns:wpi="http://schemas.microsoft.com/office/word/2010/wordprocessingInk" xmlns:wne="http://schemas.microsoft.com/office/word/2006/wordml" xmlns:wps="http://schemas.microsoft.com/office/word/2010/wordprocessingShape" mc:Ignorable="w14 w15 w16se w16cid w16 w16cex w16sdtdh w16sdtfl w16du wp14">
   <w:body>
     <w:p>
-      <w:pPr>
-        <w:rPr>
-          <w:b/>
-          <w:bCs/>
-        </w:rPr>
-      </w:pPr>
-      <w:r>
-        <w:rPr>
-          <w:b/>
-          <w:bCs/>
-        </w:rPr>
-        <w:t xml:space="preserve">                                          </w:t>
-      </w:r>
-      <w:r>
-        <w:rPr>
-          <w:b/>
-          <w:bCs/>
-        </w:rPr>
-        <w:t>Library Management System Report</w:t>
+      <w:r>
+        <w:rPr>
+          <w:b/>
+          <w:bCs/>
+        </w:rPr>
+        <w:t xml:space="preserve">                             </w:t>
+      </w:r>
+    </w:p>
+    <w:p>
+      <w:pPr>
+        <w:pStyle w:val="Title"/>
+        <w:jc w:val="center"/>
+        <w:rPr>
+          <w:rFonts w:ascii="Times New Roman" w:hAnsi="Times New Roman" w:cs="Times New Roman"/>
+          <w:b/>
+          <w:bCs/>
+          <w:sz w:val="40"/>
+          <w:szCs w:val="40"/>
+        </w:rPr>
+      </w:pPr>
+      <w:r>
+        <w:rPr>
+          <w:rFonts w:ascii="Times New Roman" w:hAnsi="Times New Roman" w:cs="Times New Roman"/>
+          <w:b/>
+          <w:bCs/>
+          <w:noProof/>
+          <w:sz w:val="36"/>
+          <w:szCs w:val="36"/>
+        </w:rPr>
+        <w:drawing>
+          <wp:inline distT="0" distB="0" distL="0" distR="0" wp14:anchorId="357B2994" wp14:editId="50F6D4DA">
+            <wp:extent cx="2990850" cy="1533525"/>
+            <wp:effectExtent l="0" t="0" r="0" b="9525"/>
+            <wp:docPr id="786758715" name="Picture 2"/>
+            <wp:cNvGraphicFramePr>
+              <a:graphicFrameLocks xmlns:a="http://schemas.openxmlformats.org/drawingml/2006/main" noChangeAspect="1"/>
+            </wp:cNvGraphicFramePr>
+            <a:graphic xmlns:a="http://schemas.openxmlformats.org/drawingml/2006/main">
+              <a:graphicData uri="http://schemas.openxmlformats.org/drawingml/2006/picture">
+                <pic:pic xmlns:pic="http://schemas.openxmlformats.org/drawingml/2006/picture">
+                  <pic:nvPicPr>
+                    <pic:cNvPr id="786758715" name="Picture 786758715"/>
+                    <pic:cNvPicPr/>
+                  </pic:nvPicPr>
+                  <pic:blipFill>
+                    <a:blip r:embed="rId5">
+                      <a:extLst>
+                        <a:ext uri="{28A0092B-C50C-407E-A947-70E740481C1C}">
+                          <a14:useLocalDpi xmlns:a14="http://schemas.microsoft.com/office/drawing/2010/main" val="0"/>
+                        </a:ext>
+                      </a:extLst>
+                    </a:blip>
+                    <a:stretch>
+                      <a:fillRect/>
+                    </a:stretch>
+                  </pic:blipFill>
+                  <pic:spPr>
+                    <a:xfrm>
+                      <a:off x="0" y="0"/>
+                      <a:ext cx="2990850" cy="1533525"/>
+                    </a:xfrm>
+                    <a:prstGeom prst="rect">
+                      <a:avLst/>
+                    </a:prstGeom>
+                  </pic:spPr>
+                </pic:pic>
+              </a:graphicData>
+            </a:graphic>
+          </wp:inline>
+        </w:drawing>
+      </w:r>
+      <w:r>
+        <w:rPr>
+          <w:rFonts w:ascii="Times New Roman" w:hAnsi="Times New Roman" w:cs="Times New Roman"/>
+          <w:b/>
+          <w:bCs/>
+          <w:sz w:val="36"/>
+          <w:szCs w:val="36"/>
+        </w:rPr>
+        <w:br/>
+      </w:r>
+      <w:r>
+        <w:rPr>
+          <w:rFonts w:ascii="Times New Roman" w:hAnsi="Times New Roman" w:cs="Times New Roman"/>
+          <w:b/>
+          <w:bCs/>
+          <w:sz w:val="36"/>
+          <w:szCs w:val="36"/>
+        </w:rPr>
+        <w:br/>
+      </w:r>
+      <w:r>
+        <w:rPr>
+          <w:rFonts w:ascii="Times New Roman" w:hAnsi="Times New Roman" w:cs="Times New Roman"/>
+          <w:b/>
+          <w:bCs/>
+          <w:sz w:val="36"/>
+          <w:szCs w:val="36"/>
+        </w:rPr>
+        <w:br/>
+      </w:r>
+      <w:r>
+        <w:rPr>
+          <w:rFonts w:ascii="Times New Roman" w:hAnsi="Times New Roman" w:cs="Times New Roman"/>
+          <w:b/>
+          <w:bCs/>
+          <w:sz w:val="40"/>
+          <w:szCs w:val="40"/>
+        </w:rPr>
+        <w:t xml:space="preserve">Project Report on </w:t>
+      </w:r>
+    </w:p>
+    <w:p>
+      <w:pPr>
+        <w:pStyle w:val="Title"/>
+        <w:jc w:val="center"/>
+        <w:rPr>
+          <w:rFonts w:ascii="Times New Roman" w:hAnsi="Times New Roman" w:cs="Times New Roman"/>
+          <w:b/>
+          <w:bCs/>
+          <w:color w:val="5B9BD5" w:themeColor="accent5"/>
+          <w:sz w:val="36"/>
+          <w:szCs w:val="36"/>
+        </w:rPr>
+      </w:pPr>
+      <w:r>
+        <w:rPr>
+          <w:rFonts w:ascii="Times New Roman" w:hAnsi="Times New Roman" w:cs="Times New Roman"/>
+          <w:b/>
+          <w:bCs/>
+          <w:sz w:val="40"/>
+          <w:szCs w:val="40"/>
+        </w:rPr>
+        <w:t>Library</w:t>
+      </w:r>
+      <w:r>
+        <w:rPr>
+          <w:rFonts w:ascii="Times New Roman" w:hAnsi="Times New Roman" w:cs="Times New Roman"/>
+          <w:b/>
+          <w:bCs/>
+          <w:sz w:val="40"/>
+          <w:szCs w:val="40"/>
+        </w:rPr>
+        <w:t xml:space="preserve"> Management System</w:t>
+      </w:r>
+      <w:r>
+        <w:rPr>
+          <w:rFonts w:ascii="Times New Roman" w:hAnsi="Times New Roman" w:cs="Times New Roman"/>
+          <w:b/>
+          <w:bCs/>
+          <w:color w:val="2E74B5" w:themeColor="accent5" w:themeShade="BF"/>
+          <w:sz w:val="44"/>
+          <w:szCs w:val="44"/>
+        </w:rPr>
+        <w:br/>
+      </w:r>
+      <w:r>
+        <w:rPr>
+          <w:rFonts w:ascii="Times New Roman" w:hAnsi="Times New Roman" w:cs="Times New Roman"/>
+          <w:b/>
+          <w:bCs/>
+          <w:color w:val="2E74B5" w:themeColor="accent5" w:themeShade="BF"/>
+          <w:sz w:val="36"/>
+          <w:szCs w:val="36"/>
+        </w:rPr>
+        <w:br/>
+      </w:r>
+      <w:r>
+        <w:rPr>
+          <w:rFonts w:ascii="Times New Roman" w:hAnsi="Times New Roman" w:cs="Times New Roman"/>
+          <w:b/>
+          <w:bCs/>
+          <w:color w:val="2E74B5" w:themeColor="accent5" w:themeShade="BF"/>
+          <w:sz w:val="36"/>
+          <w:szCs w:val="36"/>
+        </w:rPr>
+        <w:br/>
+      </w:r>
+      <w:r>
+        <w:rPr>
+          <w:rFonts w:ascii="Times New Roman" w:hAnsi="Times New Roman" w:cs="Times New Roman"/>
+          <w:b/>
+          <w:bCs/>
+          <w:color w:val="2E74B5" w:themeColor="accent5" w:themeShade="BF"/>
+          <w:sz w:val="36"/>
+          <w:szCs w:val="36"/>
+        </w:rPr>
+        <w:br/>
+      </w:r>
+    </w:p>
+    <w:p>
+      <w:pPr>
+        <w:pBdr>
+          <w:top w:val="single" w:sz="4" w:space="1" w:color="auto"/>
+          <w:bottom w:val="single" w:sz="4" w:space="1" w:color="auto"/>
+          <w:bar w:val="single" w:sz="4" w:color="auto"/>
+        </w:pBdr>
+        <w:jc w:val="center"/>
+        <w:rPr>
+          <w:rStyle w:val="Heading2Char"/>
+          <w:rFonts w:ascii="Times New Roman" w:hAnsi="Times New Roman" w:cs="Times New Roman"/>
+          <w:sz w:val="36"/>
+          <w:szCs w:val="36"/>
+        </w:rPr>
+      </w:pPr>
+      <w:r>
+        <w:rPr>
+          <w:rFonts w:ascii="Times New Roman" w:hAnsi="Times New Roman" w:cs="Times New Roman"/>
+          <w:b/>
+          <w:bCs/>
+          <w:sz w:val="40"/>
+          <w:szCs w:val="40"/>
+        </w:rPr>
+        <w:t>MODULE</w:t>
+      </w:r>
+      <w:r>
+        <w:rPr>
+          <w:rFonts w:ascii="Times New Roman" w:hAnsi="Times New Roman" w:cs="Times New Roman"/>
+          <w:b/>
+          <w:bCs/>
+          <w:sz w:val="40"/>
+          <w:szCs w:val="40"/>
+        </w:rPr>
+        <w:t xml:space="preserve"> </w:t>
+      </w:r>
+      <w:r>
+        <w:rPr>
+          <w:rFonts w:ascii="Times New Roman" w:hAnsi="Times New Roman" w:cs="Times New Roman"/>
+          <w:b/>
+          <w:bCs/>
+          <w:sz w:val="40"/>
+          <w:szCs w:val="40"/>
+        </w:rPr>
+        <w:t>B100A</w:t>
+      </w:r>
+      <w:r>
+        <w:rPr>
+          <w:rFonts w:ascii="Times New Roman" w:hAnsi="Times New Roman" w:cs="Times New Roman"/>
+          <w:b/>
+          <w:bCs/>
+          <w:sz w:val="40"/>
+          <w:szCs w:val="40"/>
+        </w:rPr>
+        <w:t xml:space="preserve">- </w:t>
+      </w:r>
+      <w:r>
+        <w:rPr>
+          <w:rFonts w:ascii="Times New Roman" w:hAnsi="Times New Roman" w:cs="Times New Roman"/>
+          <w:b/>
+          <w:bCs/>
+          <w:sz w:val="40"/>
+          <w:szCs w:val="40"/>
+        </w:rPr>
+        <w:t xml:space="preserve">PYTHON PROGRAMMONG </w:t>
+      </w:r>
+    </w:p>
+    <w:p>
+      <w:pPr>
+        <w:jc w:val="center"/>
+        <w:rPr>
+          <w:rStyle w:val="Heading2Char"/>
+          <w:rFonts w:ascii="Times New Roman" w:hAnsi="Times New Roman" w:cs="Times New Roman"/>
+          <w:sz w:val="36"/>
+          <w:szCs w:val="36"/>
+        </w:rPr>
+      </w:pPr>
+      <w:r>
+        <w:rPr>
+          <w:rStyle w:val="Heading2Char"/>
+          <w:rFonts w:ascii="Times New Roman" w:hAnsi="Times New Roman" w:cs="Times New Roman"/>
+          <w:sz w:val="36"/>
+          <w:szCs w:val="36"/>
+        </w:rPr>
+        <w:br/>
+      </w:r>
+      <w:r>
+        <w:rPr>
+          <w:rStyle w:val="Heading2Char"/>
+          <w:rFonts w:ascii="Times New Roman" w:hAnsi="Times New Roman" w:cs="Times New Roman"/>
+          <w:sz w:val="36"/>
+          <w:szCs w:val="36"/>
+        </w:rPr>
+        <w:br/>
+      </w:r>
+      <w:r>
+        <w:rPr>
+          <w:rStyle w:val="Heading2Char"/>
+          <w:rFonts w:ascii="Times New Roman" w:hAnsi="Times New Roman" w:cs="Times New Roman"/>
+          <w:b/>
+          <w:bCs/>
+          <w:sz w:val="36"/>
+          <w:szCs w:val="36"/>
+        </w:rPr>
+        <w:t>SUBMITTED BY</w:t>
+      </w:r>
+    </w:p>
+    <w:p>
+      <w:pPr>
+        <w:jc w:val="center"/>
+        <w:rPr>
+          <w:rFonts w:ascii="Times New Roman" w:hAnsi="Times New Roman" w:cs="Times New Roman"/>
+          <w:b/>
+          <w:bCs/>
+          <w:sz w:val="28"/>
+          <w:szCs w:val="28"/>
+        </w:rPr>
+      </w:pPr>
+      <w:r>
+        <w:rPr>
+          <w:rFonts w:ascii="Times New Roman" w:hAnsi="Times New Roman" w:cs="Times New Roman"/>
+          <w:b/>
+          <w:bCs/>
+          <w:sz w:val="28"/>
+          <w:szCs w:val="28"/>
+        </w:rPr>
+        <w:t>Shiva Kumar Mudavath</w:t>
+      </w:r>
+      <w:r>
+        <w:rPr>
+          <w:rFonts w:ascii="Times New Roman" w:hAnsi="Times New Roman" w:cs="Times New Roman"/>
+          <w:b/>
+          <w:bCs/>
+          <w:sz w:val="28"/>
+          <w:szCs w:val="28"/>
+        </w:rPr>
+        <w:t xml:space="preserve"> - GH1056</w:t>
+      </w:r>
+      <w:r>
+        <w:rPr>
+          <w:rFonts w:ascii="Times New Roman" w:hAnsi="Times New Roman" w:cs="Times New Roman"/>
+          <w:b/>
+          <w:bCs/>
+          <w:sz w:val="28"/>
+          <w:szCs w:val="28"/>
+        </w:rPr>
+        <w:t>762</w:t>
+      </w:r>
+    </w:p>
+    <w:p>
+      <w:pPr>
+        <w:jc w:val="center"/>
+        <w:rPr>
+          <w:rFonts w:ascii="Times New Roman" w:hAnsi="Times New Roman" w:cs="Times New Roman"/>
+          <w:b/>
+          <w:bCs/>
+          <w:sz w:val="28"/>
+          <w:szCs w:val="28"/>
+        </w:rPr>
+      </w:pPr>
+    </w:p>
+    <w:p>
+      <w:pPr>
+        <w:jc w:val="center"/>
+        <w:rPr>
+          <w:rFonts w:ascii="Times New Roman" w:hAnsi="Times New Roman" w:cs="Times New Roman"/>
+          <w:b/>
+          <w:bCs/>
+          <w:sz w:val="32"/>
+          <w:szCs w:val="32"/>
+        </w:rPr>
+      </w:pPr>
+      <w:r>
+        <w:rPr>
+          <w:rFonts w:ascii="Times New Roman" w:hAnsi="Times New Roman" w:cs="Times New Roman"/>
+          <w:b/>
+          <w:bCs/>
+          <w:sz w:val="32"/>
+          <w:szCs w:val="32"/>
+        </w:rPr>
+        <w:t>GitHub Link:</w:t>
+      </w:r>
+    </w:p>
+    <w:p>
+      <w:pPr>
+        <w:jc w:val="center"/>
+        <w:rPr>
+          <w:rFonts w:ascii="Times New Roman" w:eastAsiaTheme="majorEastAsia" w:hAnsi="Times New Roman" w:cs="Times New Roman"/>
+          <w:b/>
+          <w:bCs/>
+          <w:color w:val="2F5496" w:themeColor="accent1" w:themeShade="BF"/>
+          <w:sz w:val="32"/>
+          <w:szCs w:val="32"/>
+        </w:rPr>
+      </w:pPr>
+      <w:hyperlink r:id="rId6" w:history="1">
+        <w:r>
+          <w:rPr>
+            <w:rStyle w:val="Hyperlink"/>
+            <w:rFonts w:ascii="Times New Roman" w:eastAsiaTheme="majorEastAsia" w:hAnsi="Times New Roman" w:cs="Times New Roman"/>
+            <w:b/>
+            <w:bCs/>
+            <w:sz w:val="32"/>
+            <w:szCs w:val="32"/>
+          </w:rPr>
+          <w:t>shivakumar159/</w:t>
+        </w:r>
+        <w:proofErr w:type="spellStart"/>
+        <w:r>
+          <w:rPr>
+            <w:rStyle w:val="Hyperlink"/>
+            <w:rFonts w:ascii="Times New Roman" w:eastAsiaTheme="majorEastAsia" w:hAnsi="Times New Roman" w:cs="Times New Roman"/>
+            <w:b/>
+            <w:bCs/>
+            <w:sz w:val="32"/>
+            <w:szCs w:val="32"/>
+          </w:rPr>
+          <w:t>Library_</w:t>
+        </w:r>
+        <w:r>
+          <w:rPr>
+            <w:rStyle w:val="Hyperlink"/>
+            <w:rFonts w:ascii="Times New Roman" w:eastAsiaTheme="majorEastAsia" w:hAnsi="Times New Roman" w:cs="Times New Roman"/>
+            <w:b/>
+            <w:bCs/>
+            <w:sz w:val="32"/>
+            <w:szCs w:val="32"/>
+          </w:rPr>
+          <w:t>M</w:t>
+        </w:r>
+        <w:r>
+          <w:rPr>
+            <w:rStyle w:val="Hyperlink"/>
+            <w:rFonts w:ascii="Times New Roman" w:eastAsiaTheme="majorEastAsia" w:hAnsi="Times New Roman" w:cs="Times New Roman"/>
+            <w:b/>
+            <w:bCs/>
+            <w:sz w:val="32"/>
+            <w:szCs w:val="32"/>
+          </w:rPr>
+          <w:t>anagment_</w:t>
+        </w:r>
+        <w:r>
+          <w:rPr>
+            <w:rStyle w:val="Hyperlink"/>
+            <w:rFonts w:ascii="Times New Roman" w:eastAsiaTheme="majorEastAsia" w:hAnsi="Times New Roman" w:cs="Times New Roman"/>
+            <w:b/>
+            <w:bCs/>
+            <w:sz w:val="32"/>
+            <w:szCs w:val="32"/>
+          </w:rPr>
+          <w:t>S</w:t>
+        </w:r>
+        <w:r>
+          <w:rPr>
+            <w:rStyle w:val="Hyperlink"/>
+            <w:rFonts w:ascii="Times New Roman" w:eastAsiaTheme="majorEastAsia" w:hAnsi="Times New Roman" w:cs="Times New Roman"/>
+            <w:b/>
+            <w:bCs/>
+            <w:sz w:val="32"/>
+            <w:szCs w:val="32"/>
+          </w:rPr>
+          <w:t>ystem</w:t>
+        </w:r>
+        <w:proofErr w:type="spellEnd"/>
+      </w:hyperlink>
+    </w:p>
+    <w:p>
+      <w:pPr>
+        <w:rPr>
+          <w:rFonts w:ascii="Times New Roman" w:hAnsi="Times New Roman" w:cs="Times New Roman"/>
+          <w:b/>
+          <w:bCs/>
+          <w:sz w:val="32"/>
+          <w:szCs w:val="32"/>
+        </w:rPr>
+      </w:pPr>
+      <w:r>
+        <w:rPr>
+          <w:rFonts w:ascii="Times New Roman" w:hAnsi="Times New Roman" w:cs="Times New Roman"/>
+          <w:b/>
+          <w:bCs/>
+          <w:sz w:val="32"/>
+          <w:szCs w:val="32"/>
+        </w:rPr>
+        <w:br w:type="page"/>
+      </w:r>
+    </w:p>
+    <w:p>
+      <w:pPr>
+        <w:rPr>
+          <w:b/>
+          <w:bCs/>
+        </w:rPr>
+      </w:pPr>
+      <w:r>
+        <w:rPr>
+          <w:b/>
+          <w:bCs/>
+        </w:rPr>
+        <w:lastRenderedPageBreak/>
+        <w:t xml:space="preserve">    </w:t>
+      </w:r>
+    </w:p>
+    <w:p>
+      <w:pPr>
+        <w:rPr>
+          <w:b/>
+          <w:bCs/>
+        </w:rPr>
+      </w:pPr>
+      <w:r>
+        <w:rPr>
+          <w:b/>
+          <w:bCs/>
+        </w:rPr>
+        <w:t xml:space="preserve">         </w:t>
       </w:r>
     </w:p>
     <w:p>
@@ -212,12 +698,12 @@
           <w:b/>
           <w:bCs/>
         </w:rPr>
+        <w:lastRenderedPageBreak/>
         <w:t>Member Class</w:t>
       </w:r>
     </w:p>
     <w:p>
       <w:r>
-        <w:lastRenderedPageBreak/>
         <w:t>The Member class stores information about library members such as:</w:t>
       </w:r>
     </w:p>
@@ -894,7 +1380,7 @@
         <w:br/>
         <w:t xml:space="preserve">Email: </w:t>
       </w:r>
-      <w:hyperlink r:id="rId5" w:history="1">
+      <w:hyperlink r:id="rId7" w:history="1">
         <w:r>
           <w:rPr>
             <w:rStyle w:val="Hyperlink"/>
@@ -1065,16 +1551,11 @@
     </w:p>
     <w:p>
       <w:r>
-        <w:t xml:space="preserve">Handling invalid user input turned out to be its own problem entirely. It is one thing to know you need to validate input. It is another to figure out every way a user might break something and actually account for all of </w:t>
-      </w:r>
-      <w:proofErr w:type="gramStart"/>
-      <w:r>
-        <w:t>it.</w:t>
+        <w:t>Handling invalid user input turned out to be its own problem entirely. It is one thing to know you need to validate input. It is another to figure out every way a user might break something and actually account for all of it.</w:t>
       </w:r>
       <w:r>
         <w:t>.</w:t>
       </w:r>
-      <w:proofErr w:type="gramEnd"/>
     </w:p>
     <w:p>
       <w:r>
@@ -3573,6 +4054,7 @@
   <w:style w:type="character" w:default="1" w:styleId="DefaultParagraphFont">
     <w:name w:val="Default Paragraph Font"/>
     <w:uiPriority w:val="1"/>
+    <w:semiHidden/>
     <w:unhideWhenUsed/>
   </w:style>
   <w:style w:type="table" w:default="1" w:styleId="TableNormal">
